--- a/JACR_STROBE_checklist.docx
+++ b/JACR_STROBE_checklist.docx
@@ -2663,6 +2663,7 @@
       </w:r>
     </w:p>
     <w:sectPr>
+      <w:footerReference w:type="default" r:id="rId9"/>
       <w:pgSz w:w="12240" w:h="15840"/>
       <w:pgMar w:top="1440" w:right="1008" w:bottom="1440" w:left="1008" w:header="720" w:footer="720" w:gutter="0"/>
       <w:cols w:space="720"/>
@@ -2670,6 +2671,22 @@
     </w:sectPr>
   </w:body>
 </w:document>
+</file>
+
+<file path=word/footer1.xml><?xml version="1.0" encoding="utf-8"?>
+<w:ftr xmlns:m="http://schemas.openxmlformats.org/officeDocument/2006/math" xmlns:mc="http://schemas.openxmlformats.org/markup-compatibility/2006" xmlns:mo="http://schemas.microsoft.com/office/mac/office/2008/main" xmlns:mv="urn:schemas-microsoft-com:mac:vml" xmlns:o="urn:schemas-microsoft-com:office:office" xmlns:r="http://schemas.openxmlformats.org/officeDocument/2006/relationships" xmlns:v="urn:schemas-microsoft-com:vml" xmlns:w10="urn:schemas-microsoft-com:office:word" xmlns:w14="http://schemas.microsoft.com/office/word/2010/wordml" xmlns:w="http://schemas.openxmlformats.org/wordprocessingml/2006/main" xmlns:wne="http://schemas.microsoft.com/office/word/2006/wordml" xmlns:wp14="http://schemas.microsoft.com/office/word/2010/wordprocessingDrawing" xmlns:wp="http://schemas.openxmlformats.org/drawingml/2006/wordprocessingDrawing" xmlns:wpc="http://schemas.microsoft.com/office/word/2010/wordprocessingCanvas" xmlns:wpg="http://schemas.microsoft.com/office/word/2010/wordprocessingGroup" xmlns:wpi="http://schemas.microsoft.com/office/word/2010/wordprocessingInk" xmlns:wps="http://schemas.microsoft.com/office/word/2010/wordprocessingShape" mc:Ignorable="w14 wp14">
+  <w:p>
+    <w:pPr>
+      <w:pStyle w:val="Footer"/>
+      <w:jc w:val="center"/>
+    </w:pPr>
+    <w:fldSimple w:instr="PAGE">
+      <w:r>
+        <w:t>1</w:t>
+      </w:r>
+    </w:fldSimple>
+  </w:p>
+</w:ftr>
 </file>
 
 <file path=word/numbering.xml><?xml version="1.0" encoding="utf-8"?>
@@ -3036,7 +3053,7 @@
     <w:qFormat/>
     <w:rsid w:val="00FC693F"/>
     <w:rPr>
-      <w:rFonts w:ascii="Times New Roman" w:hAnsi="Times New Roman"/>
+      <w:rFonts w:ascii="Times New Roman" w:hAnsi="Times New Roman" w:eastAsia="Times New Roman"/>
       <w:sz w:val="20"/>
     </w:rPr>
   </w:style>
@@ -3099,11 +3116,12 @@
       <w:outlineLvl w:val="0"/>
     </w:pPr>
     <w:rPr>
-      <w:rFonts w:asciiTheme="majorHAnsi" w:eastAsiaTheme="majorEastAsia" w:hAnsiTheme="majorHAnsi" w:cstheme="majorBidi"/>
+      <w:rFonts w:ascii="Times New Roman" w:hAnsi="Times New Roman" w:eastAsia="Times New Roman" w:cs="Times New Roman"/>
       <w:b/>
       <w:bCs/>
-      <w:color w:val="365F91" w:themeColor="accent1" w:themeShade="BF"/>
-      <w:sz w:val="28"/>
+      <w:i w:val="0"/>
+      <w:color w:val="000000"/>
+      <w:sz w:val="26"/>
       <w:szCs w:val="28"/>
     </w:rPr>
   </w:style>
@@ -3123,11 +3141,12 @@
       <w:outlineLvl w:val="1"/>
     </w:pPr>
     <w:rPr>
-      <w:rFonts w:asciiTheme="majorHAnsi" w:eastAsiaTheme="majorEastAsia" w:hAnsiTheme="majorHAnsi" w:cstheme="majorBidi"/>
+      <w:rFonts w:ascii="Times New Roman" w:hAnsi="Times New Roman" w:eastAsia="Times New Roman" w:cs="Times New Roman"/>
       <w:b/>
       <w:bCs/>
-      <w:color w:val="4F81BD" w:themeColor="accent1"/>
-      <w:sz w:val="26"/>
+      <w:i/>
+      <w:color w:val="000000"/>
+      <w:sz w:val="24"/>
       <w:szCs w:val="26"/>
     </w:rPr>
   </w:style>
@@ -3381,18 +3400,17 @@
     <w:qFormat/>
     <w:rsid w:val="00FC693F"/>
     <w:pPr>
-      <w:pBdr>
-        <w:bottom w:val="single" w:sz="8" w:space="4" w:color="4F81BD" w:themeColor="accent1"/>
-      </w:pBdr>
       <w:spacing w:after="300" w:line="240" w:lineRule="auto"/>
       <w:contextualSpacing/>
     </w:pPr>
     <w:rPr>
-      <w:rFonts w:asciiTheme="majorHAnsi" w:eastAsiaTheme="majorEastAsia" w:hAnsiTheme="majorHAnsi" w:cstheme="majorBidi"/>
-      <w:color w:val="17365D" w:themeColor="text2" w:themeShade="BF"/>
+      <w:rFonts w:ascii="Times New Roman" w:hAnsi="Times New Roman" w:eastAsia="Times New Roman" w:cs="Times New Roman"/>
+      <w:b/>
+      <w:i w:val="0"/>
+      <w:color w:val="000000"/>
       <w:spacing w:val="5"/>
       <w:kern w:val="28"/>
-      <w:sz w:val="52"/>
+      <w:sz w:val="32"/>
       <w:szCs w:val="52"/>
     </w:rPr>
   </w:style>

--- a/JACR_STROBE_checklist.docx
+++ b/JACR_STROBE_checklist.docx
@@ -275,7 +275,7 @@
                 <w:rFonts w:ascii="Times New Roman" w:hAnsi="Times New Roman"/>
                 <w:sz w:val="17"/>
               </w:rPr>
-              <w:t>Abstract (Objective, Methods, Results, Conclusion); Take-Home Points</w:t>
+              <w:t>Abstract (Objective, Methods, Results, Discussion); Take-Home Points</w:t>
             </w:r>
           </w:p>
         </w:tc>

--- a/JACR_STROBE_checklist.docx
+++ b/JACR_STROBE_checklist.docx
@@ -645,7 +645,7 @@
                 <w:rFonts w:ascii="Times New Roman" w:hAnsi="Times New Roman"/>
                 <w:sz w:val="17"/>
               </w:rPr>
-              <w:t>Methods, 'Participants…' (consecutive children with an operative diagnosis of malrotation; institutional clinical and surgical records database)</w:t>
+              <w:t>Methods, 'Participants…' (consecutive children with an operative diagnosis of malrotation; institutional clinical and surgical records database; 15 excluded after review of the anchor operation); Supplement 1, Section K1</w:t>
             </w:r>
           </w:p>
         </w:tc>
@@ -867,7 +867,7 @@
                 <w:rFonts w:ascii="Times New Roman" w:hAnsi="Times New Roman"/>
                 <w:sz w:val="17"/>
               </w:rPr>
-              <w:t>Methods, 'Report-content audit and classification'; Supplement 1, Sections A–J</w:t>
+              <w:t>Methods, 'Report-content audit and classification' (ultrasound content coded by two independent readers, with kappa); Supplement 1, Sections A–K</w:t>
             </w:r>
           </w:p>
         </w:tc>
@@ -1311,7 +1311,7 @@
                 <w:rFonts w:ascii="Times New Roman" w:hAnsi="Times New Roman"/>
                 <w:sz w:val="17"/>
               </w:rPr>
-              <w:t>Results, 'Cohort…' (the 55 children without an index test characterized, not imputed); Discussion, Limitations (informative missingness)</w:t>
+              <w:t>Results, 'Cohort…' (the 52 children without an index test characterized, not imputed); Discussion, Limitations (informative missingness)</w:t>
             </w:r>
           </w:p>
         </w:tc>
@@ -1607,7 +1607,7 @@
                 <w:rFonts w:ascii="Times New Roman" w:hAnsi="Times New Roman"/>
                 <w:sz w:val="17"/>
               </w:rPr>
-              <w:t>Results, 'Cohort…' (the 55 children without an index test, with the imaging they did receive); Figure 1</w:t>
+              <w:t>Results, 'Cohort…' (the 52 children without an index test, with the imaging they did receive); Figure 1</w:t>
             </w:r>
           </w:p>
         </w:tc>
@@ -2051,7 +2051,7 @@
                 <w:rFonts w:ascii="Times New Roman" w:hAnsi="Times New Roman"/>
                 <w:sz w:val="17"/>
               </w:rPr>
-              <w:t>Results, 'Detection and certainty of wording' (unadjusted and adjusted GEE odds ratios); Supplement 2, Table S3</w:t>
+              <w:t>Results, 'Detection and certainty of wording' (unadjusted and adjusted GEE odds ratios); Supplement 2, Table S4</w:t>
             </w:r>
           </w:p>
         </w:tc>
@@ -2125,7 +2125,7 @@
                 <w:rFonts w:ascii="Times New Roman" w:hAnsi="Times New Roman"/>
                 <w:sz w:val="17"/>
               </w:rPr>
-              <w:t>Methods, 'Statistical analysis'; Supplement 2, Table S5</w:t>
+              <w:t>Methods, 'Statistical analysis'; Supplement 2, Table S6</w:t>
             </w:r>
           </w:p>
         </w:tc>

--- a/JACR_STROBE_checklist.docx
+++ b/JACR_STROBE_checklist.docx
@@ -1459,7 +1459,7 @@
                 <w:rFonts w:ascii="Times New Roman" w:hAnsi="Times New Roman"/>
                 <w:sz w:val="17"/>
               </w:rPr>
-              <w:t>Methods, 'Statistical analysis' and 'Report-content audit and classification' (reclassification of possible-tier conclusions; paired analysis restricted to 48 h and 24 h); Supplement 2</w:t>
+              <w:t>Methods, 'Statistical analysis' and 'Report-content audit and classification' (reclassification of possible-tier conclusions; counting only conclusions naming malrotation; paired analysis restricted to 48 h and 24 h); Supplement 2</w:t>
             </w:r>
           </w:p>
         </w:tc>

--- a/JACR_STROBE_checklist.docx
+++ b/JACR_STROBE_checklist.docx
@@ -75,6 +75,7 @@
               <w:rPr>
                 <w:rFonts w:ascii="Times New Roman" w:hAnsi="Times New Roman"/>
                 <w:b/>
+                <w:i w:val="0"/>
                 <w:sz w:val="17"/>
               </w:rPr>
               <w:t>Item</w:t>
@@ -100,6 +101,7 @@
               <w:rPr>
                 <w:rFonts w:ascii="Times New Roman" w:hAnsi="Times New Roman"/>
                 <w:b/>
+                <w:i w:val="0"/>
                 <w:sz w:val="17"/>
               </w:rPr>
               <w:t>Recommendation (STROBE, cohort studies)</w:t>
@@ -125,6 +127,7 @@
               <w:rPr>
                 <w:rFonts w:ascii="Times New Roman" w:hAnsi="Times New Roman"/>
                 <w:b/>
+                <w:i w:val="0"/>
                 <w:sz w:val="17"/>
               </w:rPr>
               <w:t>Reported in</w:t>
@@ -151,6 +154,7 @@
             <w:r>
               <w:rPr>
                 <w:rFonts w:ascii="Times New Roman" w:hAnsi="Times New Roman"/>
+                <w:i w:val="0"/>
                 <w:sz w:val="17"/>
               </w:rPr>
               <w:t>Title and abstract 1(a)</w:t>
@@ -175,6 +179,7 @@
             <w:r>
               <w:rPr>
                 <w:rFonts w:ascii="Times New Roman" w:hAnsi="Times New Roman"/>
+                <w:i w:val="0"/>
                 <w:sz w:val="17"/>
               </w:rPr>
               <w:t>Indicate the study's design with a commonly used term in the title or the abstract</w:t>
@@ -199,6 +204,7 @@
             <w:r>
               <w:rPr>
                 <w:rFonts w:ascii="Times New Roman" w:hAnsi="Times New Roman"/>
+                <w:i w:val="0"/>
                 <w:sz w:val="17"/>
               </w:rPr>
               <w:t>Title ('audit'); Methods, 'Design, terminology and estimable quantities'; Abstract, Methods</w:t>
@@ -225,6 +231,7 @@
             <w:r>
               <w:rPr>
                 <w:rFonts w:ascii="Times New Roman" w:hAnsi="Times New Roman"/>
+                <w:i w:val="0"/>
                 <w:sz w:val="17"/>
               </w:rPr>
               <w:t>Title and abstract 1(b)</w:t>
@@ -249,6 +256,7 @@
             <w:r>
               <w:rPr>
                 <w:rFonts w:ascii="Times New Roman" w:hAnsi="Times New Roman"/>
+                <w:i w:val="0"/>
                 <w:sz w:val="17"/>
               </w:rPr>
               <w:t>Provide in the abstract an informative and balanced summary of what was done and what was found</w:t>
@@ -273,6 +281,7 @@
             <w:r>
               <w:rPr>
                 <w:rFonts w:ascii="Times New Roman" w:hAnsi="Times New Roman"/>
+                <w:i w:val="0"/>
                 <w:sz w:val="17"/>
               </w:rPr>
               <w:t>Abstract (Objective, Methods, Results, Discussion); Take-Home Points</w:t>
@@ -299,6 +308,7 @@
             <w:r>
               <w:rPr>
                 <w:rFonts w:ascii="Times New Roman" w:hAnsi="Times New Roman"/>
+                <w:i w:val="0"/>
                 <w:sz w:val="17"/>
               </w:rPr>
               <w:t>Introduction — Background/rationale 2</w:t>
@@ -323,6 +333,7 @@
             <w:r>
               <w:rPr>
                 <w:rFonts w:ascii="Times New Roman" w:hAnsi="Times New Roman"/>
+                <w:i w:val="0"/>
                 <w:sz w:val="17"/>
               </w:rPr>
               <w:t>Explain the scientific background and rationale for the investigation being reported</w:t>
@@ -347,6 +358,7 @@
             <w:r>
               <w:rPr>
                 <w:rFonts w:ascii="Times New Roman" w:hAnsi="Times New Roman"/>
+                <w:i w:val="0"/>
                 <w:sz w:val="17"/>
               </w:rPr>
               <w:t>Introduction, paragraphs 1–3</w:t>
@@ -373,6 +385,7 @@
             <w:r>
               <w:rPr>
                 <w:rFonts w:ascii="Times New Roman" w:hAnsi="Times New Roman"/>
+                <w:i w:val="0"/>
                 <w:sz w:val="17"/>
               </w:rPr>
               <w:t>Introduction — Objectives 3</w:t>
@@ -397,6 +410,7 @@
             <w:r>
               <w:rPr>
                 <w:rFonts w:ascii="Times New Roman" w:hAnsi="Times New Roman"/>
+                <w:i w:val="0"/>
                 <w:sz w:val="17"/>
               </w:rPr>
               <w:t>State specific objectives, including any prespecified hypotheses</w:t>
@@ -421,6 +435,7 @@
             <w:r>
               <w:rPr>
                 <w:rFonts w:ascii="Times New Roman" w:hAnsi="Times New Roman"/>
+                <w:i w:val="0"/>
                 <w:sz w:val="17"/>
               </w:rPr>
               <w:t>Introduction, final paragraph; Abstract, Objective</w:t>
@@ -447,6 +462,7 @@
             <w:r>
               <w:rPr>
                 <w:rFonts w:ascii="Times New Roman" w:hAnsi="Times New Roman"/>
+                <w:i w:val="0"/>
                 <w:sz w:val="17"/>
               </w:rPr>
               <w:t>Methods — Study design 4</w:t>
@@ -471,6 +487,7 @@
             <w:r>
               <w:rPr>
                 <w:rFonts w:ascii="Times New Roman" w:hAnsi="Times New Roman"/>
+                <w:i w:val="0"/>
                 <w:sz w:val="17"/>
               </w:rPr>
               <w:t>Present key elements of study design early in the paper</w:t>
@@ -495,6 +512,7 @@
             <w:r>
               <w:rPr>
                 <w:rFonts w:ascii="Times New Roman" w:hAnsi="Times New Roman"/>
+                <w:i w:val="0"/>
                 <w:sz w:val="17"/>
               </w:rPr>
               <w:t>Methods, 'Design, terminology and estimable quantities'</w:t>
@@ -521,6 +539,7 @@
             <w:r>
               <w:rPr>
                 <w:rFonts w:ascii="Times New Roman" w:hAnsi="Times New Roman"/>
+                <w:i w:val="0"/>
                 <w:sz w:val="17"/>
               </w:rPr>
               <w:t>Methods — Setting 5</w:t>
@@ -545,6 +564,7 @@
             <w:r>
               <w:rPr>
                 <w:rFonts w:ascii="Times New Roman" w:hAnsi="Times New Roman"/>
+                <w:i w:val="0"/>
                 <w:sz w:val="17"/>
               </w:rPr>
               <w:t>Describe the setting, locations, and relevant dates, including periods of recruitment, exposure, follow-up, and data collection</w:t>
@@ -569,6 +589,7 @@
             <w:r>
               <w:rPr>
                 <w:rFonts w:ascii="Times New Roman" w:hAnsi="Times New Roman"/>
+                <w:i w:val="0"/>
                 <w:sz w:val="17"/>
               </w:rPr>
               <w:t>Methods, 'Participants, reference standard and index tests' (single tertiary children's hospital, December 2012–June 2026)</w:t>
@@ -595,6 +616,7 @@
             <w:r>
               <w:rPr>
                 <w:rFonts w:ascii="Times New Roman" w:hAnsi="Times New Roman"/>
+                <w:i w:val="0"/>
                 <w:sz w:val="17"/>
               </w:rPr>
               <w:t>Methods — Participants 6(a)</w:t>
@@ -619,6 +641,7 @@
             <w:r>
               <w:rPr>
                 <w:rFonts w:ascii="Times New Roman" w:hAnsi="Times New Roman"/>
+                <w:i w:val="0"/>
                 <w:sz w:val="17"/>
               </w:rPr>
               <w:t>Give the eligibility criteria, and the sources and methods of selection of participants</w:t>
@@ -643,9 +666,10 @@
             <w:r>
               <w:rPr>
                 <w:rFonts w:ascii="Times New Roman" w:hAnsi="Times New Roman"/>
+                <w:i w:val="0"/>
                 <w:sz w:val="17"/>
               </w:rPr>
-              <w:t>Methods, 'Participants…' (consecutive children with an operative diagnosis of malrotation; institutional clinical and surgical records database; 15 excluded after review of the anchor operation); Supplement 1, Section K1</w:t>
+              <w:t>Methods, 'Participants…' (consecutive children with an operative diagnosis of malrotation; institutional clinical research database; first qualifying operation as anchor; 15 excluded after review of the anchor operation); Figure 1; Supplement 1, Section K1</w:t>
             </w:r>
           </w:p>
         </w:tc>
@@ -669,6 +693,7 @@
             <w:r>
               <w:rPr>
                 <w:rFonts w:ascii="Times New Roman" w:hAnsi="Times New Roman"/>
+                <w:i w:val="0"/>
                 <w:sz w:val="17"/>
               </w:rPr>
               <w:t>Methods — Participants 6(b)</w:t>
@@ -693,6 +718,7 @@
             <w:r>
               <w:rPr>
                 <w:rFonts w:ascii="Times New Roman" w:hAnsi="Times New Roman"/>
+                <w:i w:val="0"/>
                 <w:sz w:val="17"/>
               </w:rPr>
               <w:t>For matched studies, give matching criteria and number of exposed and unexposed</w:t>
@@ -717,6 +743,7 @@
             <w:r>
               <w:rPr>
                 <w:rFonts w:ascii="Times New Roman" w:hAnsi="Times New Roman"/>
+                <w:i w:val="0"/>
                 <w:sz w:val="17"/>
               </w:rPr>
               <w:t>Not applicable (no matching)</w:t>
@@ -743,6 +770,7 @@
             <w:r>
               <w:rPr>
                 <w:rFonts w:ascii="Times New Roman" w:hAnsi="Times New Roman"/>
+                <w:i w:val="0"/>
                 <w:sz w:val="17"/>
               </w:rPr>
               <w:t>Methods — Variables 7</w:t>
@@ -767,6 +795,7 @@
             <w:r>
               <w:rPr>
                 <w:rFonts w:ascii="Times New Roman" w:hAnsi="Times New Roman"/>
+                <w:i w:val="0"/>
                 <w:sz w:val="17"/>
               </w:rPr>
               <w:t>Clearly define all outcomes, exposures, predictors, potential confounders, and effect modifiers. Give diagnostic criteria, if applicable</w:t>
@@ -791,6 +820,7 @@
             <w:r>
               <w:rPr>
                 <w:rFonts w:ascii="Times New Roman" w:hAnsi="Times New Roman"/>
+                <w:i w:val="0"/>
                 <w:sz w:val="17"/>
               </w:rPr>
               <w:t>Methods, 'Design, terminology…' (report-level detection defined); 'Participants…' (volvulus definition); 'Report-content audit and classification' (positivity criteria, content items); Supplement 1</w:t>
@@ -817,6 +847,7 @@
             <w:r>
               <w:rPr>
                 <w:rFonts w:ascii="Times New Roman" w:hAnsi="Times New Roman"/>
+                <w:i w:val="0"/>
                 <w:sz w:val="17"/>
               </w:rPr>
               <w:t>Methods — Data sources/measurement 8</w:t>
@@ -841,6 +872,7 @@
             <w:r>
               <w:rPr>
                 <w:rFonts w:ascii="Times New Roman" w:hAnsi="Times New Roman"/>
+                <w:i w:val="0"/>
                 <w:sz w:val="17"/>
               </w:rPr>
               <w:t>For each variable of interest, give sources of data and details of methods of assessment. Describe comparability of assessment methods if there is more than one group</w:t>
@@ -865,6 +897,7 @@
             <w:r>
               <w:rPr>
                 <w:rFonts w:ascii="Times New Roman" w:hAnsi="Times New Roman"/>
+                <w:i w:val="0"/>
                 <w:sz w:val="17"/>
               </w:rPr>
               <w:t>Methods, 'Report-content audit and classification' (ultrasound content coded by two independent readers, with kappa); Supplement 1, Sections A–K</w:t>
@@ -891,6 +924,7 @@
             <w:r>
               <w:rPr>
                 <w:rFonts w:ascii="Times New Roman" w:hAnsi="Times New Roman"/>
+                <w:i w:val="0"/>
                 <w:sz w:val="17"/>
               </w:rPr>
               <w:t>Methods — Bias 9</w:t>
@@ -915,6 +949,7 @@
             <w:r>
               <w:rPr>
                 <w:rFonts w:ascii="Times New Roman" w:hAnsi="Times New Roman"/>
+                <w:i w:val="0"/>
                 <w:sz w:val="17"/>
               </w:rPr>
               <w:t>Describe any efforts to address potential sources of bias</w:t>
@@ -939,6 +974,7 @@
             <w:r>
               <w:rPr>
                 <w:rFonts w:ascii="Times New Roman" w:hAnsi="Times New Roman"/>
+                <w:i w:val="0"/>
                 <w:sz w:val="17"/>
               </w:rPr>
               <w:t>Methods, 'Design, terminology…' (three stated consequences of the case-only design); Discussion, paragraph on incorporation bias, pathway position and confounding by indication; Table 1 displays confounding by indication rather than adjusting it</w:t>
@@ -965,6 +1001,7 @@
             <w:r>
               <w:rPr>
                 <w:rFonts w:ascii="Times New Roman" w:hAnsi="Times New Roman"/>
+                <w:i w:val="0"/>
                 <w:sz w:val="17"/>
               </w:rPr>
               <w:t>Methods — Study size 10</w:t>
@@ -989,6 +1026,7 @@
             <w:r>
               <w:rPr>
                 <w:rFonts w:ascii="Times New Roman" w:hAnsi="Times New Roman"/>
+                <w:i w:val="0"/>
                 <w:sz w:val="17"/>
               </w:rPr>
               <w:t>Explain how the study size was arrived at</w:t>
@@ -1013,6 +1051,7 @@
             <w:r>
               <w:rPr>
                 <w:rFonts w:ascii="Times New Roman" w:hAnsi="Times New Roman"/>
+                <w:i w:val="0"/>
                 <w:sz w:val="17"/>
               </w:rPr>
               <w:t>Methods, 'Participants…' (all consecutive eligible children; no sample-size calculation)</w:t>
@@ -1039,6 +1078,7 @@
             <w:r>
               <w:rPr>
                 <w:rFonts w:ascii="Times New Roman" w:hAnsi="Times New Roman"/>
+                <w:i w:val="0"/>
                 <w:sz w:val="17"/>
               </w:rPr>
               <w:t>Methods — Quantitative variables 11</w:t>
@@ -1063,6 +1103,7 @@
             <w:r>
               <w:rPr>
                 <w:rFonts w:ascii="Times New Roman" w:hAnsi="Times New Roman"/>
+                <w:i w:val="0"/>
                 <w:sz w:val="17"/>
               </w:rPr>
               <w:t>Explain how quantitative variables were handled in the analyses; if applicable, describe which groupings were chosen and why</w:t>
@@ -1087,6 +1128,7 @@
             <w:r>
               <w:rPr>
                 <w:rFonts w:ascii="Times New Roman" w:hAnsi="Times New Roman"/>
+                <w:i w:val="0"/>
                 <w:sz w:val="17"/>
               </w:rPr>
               <w:t>Methods, 'Statistical analysis' (age category ≤28 days / 29 days–1 year / &gt;1 year; era 2012–2018 vs 2019–2026); certainty tiers in 'Report-content audit and classification'</w:t>
@@ -1113,6 +1155,7 @@
             <w:r>
               <w:rPr>
                 <w:rFonts w:ascii="Times New Roman" w:hAnsi="Times New Roman"/>
+                <w:i w:val="0"/>
                 <w:sz w:val="17"/>
               </w:rPr>
               <w:t>Methods — Statistical methods 12(a)</w:t>
@@ -1137,6 +1180,7 @@
             <w:r>
               <w:rPr>
                 <w:rFonts w:ascii="Times New Roman" w:hAnsi="Times New Roman"/>
+                <w:i w:val="0"/>
                 <w:sz w:val="17"/>
               </w:rPr>
               <w:t>Describe all statistical methods, including those used to control for confounding</w:t>
@@ -1161,6 +1205,7 @@
             <w:r>
               <w:rPr>
                 <w:rFonts w:ascii="Times New Roman" w:hAnsi="Times New Roman"/>
+                <w:i w:val="0"/>
                 <w:sz w:val="17"/>
               </w:rPr>
               <w:t>Methods, 'Statistical analysis' (GEE with patient-level clustering; adjustment for era and age category)</w:t>
@@ -1187,6 +1232,7 @@
             <w:r>
               <w:rPr>
                 <w:rFonts w:ascii="Times New Roman" w:hAnsi="Times New Roman"/>
+                <w:i w:val="0"/>
                 <w:sz w:val="17"/>
               </w:rPr>
               <w:t>Methods — Statistical methods 12(b)</w:t>
@@ -1211,6 +1257,7 @@
             <w:r>
               <w:rPr>
                 <w:rFonts w:ascii="Times New Roman" w:hAnsi="Times New Roman"/>
+                <w:i w:val="0"/>
                 <w:sz w:val="17"/>
               </w:rPr>
               <w:t>Describe any methods used to examine subgroups and interactions</w:t>
@@ -1235,6 +1282,7 @@
             <w:r>
               <w:rPr>
                 <w:rFonts w:ascii="Times New Roman" w:hAnsi="Times New Roman"/>
+                <w:i w:val="0"/>
                 <w:sz w:val="17"/>
               </w:rPr>
               <w:t>Methods, 'Statistical analysis' (modality-by-volvulus interaction, non-estimable owing to complete separation; subgroup receiving all three modalities); Supplement 2</w:t>
@@ -1261,6 +1309,7 @@
             <w:r>
               <w:rPr>
                 <w:rFonts w:ascii="Times New Roman" w:hAnsi="Times New Roman"/>
+                <w:i w:val="0"/>
                 <w:sz w:val="17"/>
               </w:rPr>
               <w:t>Methods — Statistical methods 12(c)</w:t>
@@ -1285,6 +1334,7 @@
             <w:r>
               <w:rPr>
                 <w:rFonts w:ascii="Times New Roman" w:hAnsi="Times New Roman"/>
+                <w:i w:val="0"/>
                 <w:sz w:val="17"/>
               </w:rPr>
               <w:t>Explain how missing data were addressed</w:t>
@@ -1309,6 +1359,7 @@
             <w:r>
               <w:rPr>
                 <w:rFonts w:ascii="Times New Roman" w:hAnsi="Times New Roman"/>
+                <w:i w:val="0"/>
                 <w:sz w:val="17"/>
               </w:rPr>
               <w:t>Results, 'Cohort…' (the 52 children without an index test characterized, not imputed); Discussion, Limitations (informative missingness)</w:t>
@@ -1335,6 +1386,7 @@
             <w:r>
               <w:rPr>
                 <w:rFonts w:ascii="Times New Roman" w:hAnsi="Times New Roman"/>
+                <w:i w:val="0"/>
                 <w:sz w:val="17"/>
               </w:rPr>
               <w:t>Methods — Statistical methods 12(d)</w:t>
@@ -1359,6 +1411,7 @@
             <w:r>
               <w:rPr>
                 <w:rFonts w:ascii="Times New Roman" w:hAnsi="Times New Roman"/>
+                <w:i w:val="0"/>
                 <w:sz w:val="17"/>
               </w:rPr>
               <w:t>If applicable, explain how loss to follow-up was addressed</w:t>
@@ -1383,6 +1436,7 @@
             <w:r>
               <w:rPr>
                 <w:rFonts w:ascii="Times New Roman" w:hAnsi="Times New Roman"/>
+                <w:i w:val="0"/>
                 <w:sz w:val="17"/>
               </w:rPr>
               <w:t>Not applicable (no follow-up; single preoperative index test per modality)</w:t>
@@ -1409,6 +1463,7 @@
             <w:r>
               <w:rPr>
                 <w:rFonts w:ascii="Times New Roman" w:hAnsi="Times New Roman"/>
+                <w:i w:val="0"/>
                 <w:sz w:val="17"/>
               </w:rPr>
               <w:t>Methods — Statistical methods 12(e)</w:t>
@@ -1433,6 +1488,7 @@
             <w:r>
               <w:rPr>
                 <w:rFonts w:ascii="Times New Roman" w:hAnsi="Times New Roman"/>
+                <w:i w:val="0"/>
                 <w:sz w:val="17"/>
               </w:rPr>
               <w:t>Describe any sensitivity analyses</w:t>
@@ -1457,6 +1513,7 @@
             <w:r>
               <w:rPr>
                 <w:rFonts w:ascii="Times New Roman" w:hAnsi="Times New Roman"/>
+                <w:i w:val="0"/>
                 <w:sz w:val="17"/>
               </w:rPr>
               <w:t>Methods, 'Statistical analysis' and 'Report-content audit and classification' (reclassification of possible-tier conclusions; counting only conclusions naming malrotation; paired analysis restricted to 48 h and 24 h); Supplement 2</w:t>
@@ -1483,6 +1540,7 @@
             <w:r>
               <w:rPr>
                 <w:rFonts w:ascii="Times New Roman" w:hAnsi="Times New Roman"/>
+                <w:i w:val="0"/>
                 <w:sz w:val="17"/>
               </w:rPr>
               <w:t>Results — Participants 13(a)</w:t>
@@ -1507,6 +1565,7 @@
             <w:r>
               <w:rPr>
                 <w:rFonts w:ascii="Times New Roman" w:hAnsi="Times New Roman"/>
+                <w:i w:val="0"/>
                 <w:sz w:val="17"/>
               </w:rPr>
               <w:t>Report numbers of individuals at each stage of study</w:t>
@@ -1531,6 +1590,7 @@
             <w:r>
               <w:rPr>
                 <w:rFonts w:ascii="Times New Roman" w:hAnsi="Times New Roman"/>
+                <w:i w:val="0"/>
                 <w:sz w:val="17"/>
               </w:rPr>
               <w:t>Results, 'Cohort…'; Figure 1</w:t>
@@ -1557,6 +1617,7 @@
             <w:r>
               <w:rPr>
                 <w:rFonts w:ascii="Times New Roman" w:hAnsi="Times New Roman"/>
+                <w:i w:val="0"/>
                 <w:sz w:val="17"/>
               </w:rPr>
               <w:t>Results — Participants 13(b)</w:t>
@@ -1581,6 +1642,7 @@
             <w:r>
               <w:rPr>
                 <w:rFonts w:ascii="Times New Roman" w:hAnsi="Times New Roman"/>
+                <w:i w:val="0"/>
                 <w:sz w:val="17"/>
               </w:rPr>
               <w:t>Give reasons for non-participation at each stage</w:t>
@@ -1605,6 +1667,7 @@
             <w:r>
               <w:rPr>
                 <w:rFonts w:ascii="Times New Roman" w:hAnsi="Times New Roman"/>
+                <w:i w:val="0"/>
                 <w:sz w:val="17"/>
               </w:rPr>
               <w:t>Results, 'Cohort…' (the 52 children without an index test, with the imaging they did receive); Figure 1</w:t>
@@ -1631,6 +1694,7 @@
             <w:r>
               <w:rPr>
                 <w:rFonts w:ascii="Times New Roman" w:hAnsi="Times New Roman"/>
+                <w:i w:val="0"/>
                 <w:sz w:val="17"/>
               </w:rPr>
               <w:t>Results — Participants 13(c)</w:t>
@@ -1655,6 +1719,7 @@
             <w:r>
               <w:rPr>
                 <w:rFonts w:ascii="Times New Roman" w:hAnsi="Times New Roman"/>
+                <w:i w:val="0"/>
                 <w:sz w:val="17"/>
               </w:rPr>
               <w:t>Consider use of a flow diagram</w:t>
@@ -1679,6 +1744,7 @@
             <w:r>
               <w:rPr>
                 <w:rFonts w:ascii="Times New Roman" w:hAnsi="Times New Roman"/>
+                <w:i w:val="0"/>
                 <w:sz w:val="17"/>
               </w:rPr>
               <w:t>Figure 1</w:t>
@@ -1705,6 +1771,7 @@
             <w:r>
               <w:rPr>
                 <w:rFonts w:ascii="Times New Roman" w:hAnsi="Times New Roman"/>
+                <w:i w:val="0"/>
                 <w:sz w:val="17"/>
               </w:rPr>
               <w:t>Results — Descriptive data 14(a)</w:t>
@@ -1729,6 +1796,7 @@
             <w:r>
               <w:rPr>
                 <w:rFonts w:ascii="Times New Roman" w:hAnsi="Times New Roman"/>
+                <w:i w:val="0"/>
                 <w:sz w:val="17"/>
               </w:rPr>
               <w:t>Give characteristics of study participants and information on exposures and potential confounders</w:t>
@@ -1753,6 +1821,7 @@
             <w:r>
               <w:rPr>
                 <w:rFonts w:ascii="Times New Roman" w:hAnsi="Times New Roman"/>
+                <w:i w:val="0"/>
                 <w:sz w:val="17"/>
               </w:rPr>
               <w:t>Table 1 (overall and by index test received)</w:t>
@@ -1779,6 +1848,7 @@
             <w:r>
               <w:rPr>
                 <w:rFonts w:ascii="Times New Roman" w:hAnsi="Times New Roman"/>
+                <w:i w:val="0"/>
                 <w:sz w:val="17"/>
               </w:rPr>
               <w:t>Results — Descriptive data 14(b)</w:t>
@@ -1803,6 +1873,7 @@
             <w:r>
               <w:rPr>
                 <w:rFonts w:ascii="Times New Roman" w:hAnsi="Times New Roman"/>
+                <w:i w:val="0"/>
                 <w:sz w:val="17"/>
               </w:rPr>
               <w:t>Indicate number of participants with missing data for each variable of interest</w:t>
@@ -1827,6 +1898,7 @@
             <w:r>
               <w:rPr>
                 <w:rFonts w:ascii="Times New Roman" w:hAnsi="Times New Roman"/>
+                <w:i w:val="0"/>
                 <w:sz w:val="17"/>
               </w:rPr>
               <w:t>Results, 'Cohort…'; Table 1 footnote; denominators shown with every rate</w:t>
@@ -1853,6 +1925,7 @@
             <w:r>
               <w:rPr>
                 <w:rFonts w:ascii="Times New Roman" w:hAnsi="Times New Roman"/>
+                <w:i w:val="0"/>
                 <w:sz w:val="17"/>
               </w:rPr>
               <w:t>Results — Descriptive data 14(c)</w:t>
@@ -1877,6 +1950,7 @@
             <w:r>
               <w:rPr>
                 <w:rFonts w:ascii="Times New Roman" w:hAnsi="Times New Roman"/>
+                <w:i w:val="0"/>
                 <w:sz w:val="17"/>
               </w:rPr>
               <w:t>Summarize follow-up time</w:t>
@@ -1901,6 +1975,7 @@
             <w:r>
               <w:rPr>
                 <w:rFonts w:ascii="Times New Roman" w:hAnsi="Times New Roman"/>
+                <w:i w:val="0"/>
                 <w:sz w:val="17"/>
               </w:rPr>
               <w:t>Not applicable</w:t>
@@ -1927,6 +2002,7 @@
             <w:r>
               <w:rPr>
                 <w:rFonts w:ascii="Times New Roman" w:hAnsi="Times New Roman"/>
+                <w:i w:val="0"/>
                 <w:sz w:val="17"/>
               </w:rPr>
               <w:t>Results — Outcome data 15</w:t>
@@ -1951,6 +2027,7 @@
             <w:r>
               <w:rPr>
                 <w:rFonts w:ascii="Times New Roman" w:hAnsi="Times New Roman"/>
+                <w:i w:val="0"/>
                 <w:sz w:val="17"/>
               </w:rPr>
               <w:t>Report numbers of outcome events or summary measures over time</w:t>
@@ -1975,6 +2052,7 @@
             <w:r>
               <w:rPr>
                 <w:rFonts w:ascii="Times New Roman" w:hAnsi="Times New Roman"/>
+                <w:i w:val="0"/>
                 <w:sz w:val="17"/>
               </w:rPr>
               <w:t>Table 2 (detection with denominators); Table 3 (ultrasound report content); Table 4 (change between eras)</w:t>
@@ -2001,6 +2079,7 @@
             <w:r>
               <w:rPr>
                 <w:rFonts w:ascii="Times New Roman" w:hAnsi="Times New Roman"/>
+                <w:i w:val="0"/>
                 <w:sz w:val="17"/>
               </w:rPr>
               <w:t>Results — Main results 16(a)</w:t>
@@ -2025,6 +2104,7 @@
             <w:r>
               <w:rPr>
                 <w:rFonts w:ascii="Times New Roman" w:hAnsi="Times New Roman"/>
+                <w:i w:val="0"/>
                 <w:sz w:val="17"/>
               </w:rPr>
               <w:t>Give unadjusted estimates and, if applicable, confounder-adjusted estimates and their precision. Make clear which confounders were adjusted for and why they were included</w:t>
@@ -2049,6 +2129,7 @@
             <w:r>
               <w:rPr>
                 <w:rFonts w:ascii="Times New Roman" w:hAnsi="Times New Roman"/>
+                <w:i w:val="0"/>
                 <w:sz w:val="17"/>
               </w:rPr>
               <w:t>Results, 'Detection and certainty of wording' (unadjusted and adjusted GEE odds ratios); Supplement 2, Table S4</w:t>
@@ -2075,6 +2156,7 @@
             <w:r>
               <w:rPr>
                 <w:rFonts w:ascii="Times New Roman" w:hAnsi="Times New Roman"/>
+                <w:i w:val="0"/>
                 <w:sz w:val="17"/>
               </w:rPr>
               <w:t>Results — Main results 16(b)</w:t>
@@ -2099,6 +2181,7 @@
             <w:r>
               <w:rPr>
                 <w:rFonts w:ascii="Times New Roman" w:hAnsi="Times New Roman"/>
+                <w:i w:val="0"/>
                 <w:sz w:val="17"/>
               </w:rPr>
               <w:t>Report category boundaries when continuous variables were categorized</w:t>
@@ -2123,6 +2206,7 @@
             <w:r>
               <w:rPr>
                 <w:rFonts w:ascii="Times New Roman" w:hAnsi="Times New Roman"/>
+                <w:i w:val="0"/>
                 <w:sz w:val="17"/>
               </w:rPr>
               <w:t>Methods, 'Statistical analysis'; Supplement 2, Table S6</w:t>
@@ -2149,6 +2233,7 @@
             <w:r>
               <w:rPr>
                 <w:rFonts w:ascii="Times New Roman" w:hAnsi="Times New Roman"/>
+                <w:i w:val="0"/>
                 <w:sz w:val="17"/>
               </w:rPr>
               <w:t>Results — Main results 16(c)</w:t>
@@ -2173,6 +2258,7 @@
             <w:r>
               <w:rPr>
                 <w:rFonts w:ascii="Times New Roman" w:hAnsi="Times New Roman"/>
+                <w:i w:val="0"/>
                 <w:sz w:val="17"/>
               </w:rPr>
               <w:t>If relevant, consider translating estimates of relative risk into absolute risk for a meaningful time period</w:t>
@@ -2197,6 +2283,7 @@
             <w:r>
               <w:rPr>
                 <w:rFonts w:ascii="Times New Roman" w:hAnsi="Times New Roman"/>
+                <w:i w:val="0"/>
                 <w:sz w:val="17"/>
               </w:rPr>
               <w:t>Detection rates are reported as absolute proportions with denominators throughout (Table 2, Figures 2–3)</w:t>
@@ -2223,6 +2310,7 @@
             <w:r>
               <w:rPr>
                 <w:rFonts w:ascii="Times New Roman" w:hAnsi="Times New Roman"/>
+                <w:i w:val="0"/>
                 <w:sz w:val="17"/>
               </w:rPr>
               <w:t>Results — Other analyses 17</w:t>
@@ -2247,6 +2335,7 @@
             <w:r>
               <w:rPr>
                 <w:rFonts w:ascii="Times New Roman" w:hAnsi="Times New Roman"/>
+                <w:i w:val="0"/>
                 <w:sz w:val="17"/>
               </w:rPr>
               <w:t>Report other analyses done — eg analyses of subgroups and interactions, and sensitivity analyses</w:t>
@@ -2271,6 +2360,7 @@
             <w:r>
               <w:rPr>
                 <w:rFonts w:ascii="Times New Roman" w:hAnsi="Times New Roman"/>
+                <w:i w:val="0"/>
                 <w:sz w:val="17"/>
               </w:rPr>
               <w:t>Results, 'Documented content of ultrasound examinations', 'Change in detection over time', 'Selected subgroup and populations not represented'; Supplements 2 and 3</w:t>
@@ -2297,6 +2387,7 @@
             <w:r>
               <w:rPr>
                 <w:rFonts w:ascii="Times New Roman" w:hAnsi="Times New Roman"/>
+                <w:i w:val="0"/>
                 <w:sz w:val="17"/>
               </w:rPr>
               <w:t>Discussion — Key results 18</w:t>
@@ -2321,6 +2412,7 @@
             <w:r>
               <w:rPr>
                 <w:rFonts w:ascii="Times New Roman" w:hAnsi="Times New Roman"/>
+                <w:i w:val="0"/>
                 <w:sz w:val="17"/>
               </w:rPr>
               <w:t>Summarize key results with reference to study objectives</w:t>
@@ -2345,6 +2437,7 @@
             <w:r>
               <w:rPr>
                 <w:rFonts w:ascii="Times New Roman" w:hAnsi="Times New Roman"/>
+                <w:i w:val="0"/>
                 <w:sz w:val="17"/>
               </w:rPr>
               <w:t>Discussion, paragraphs 1–3; Take-Home Points</w:t>
@@ -2371,6 +2464,7 @@
             <w:r>
               <w:rPr>
                 <w:rFonts w:ascii="Times New Roman" w:hAnsi="Times New Roman"/>
+                <w:i w:val="0"/>
                 <w:sz w:val="17"/>
               </w:rPr>
               <w:t>Discussion — Limitations 19</w:t>
@@ -2395,6 +2489,7 @@
             <w:r>
               <w:rPr>
                 <w:rFonts w:ascii="Times New Roman" w:hAnsi="Times New Roman"/>
+                <w:i w:val="0"/>
                 <w:sz w:val="17"/>
               </w:rPr>
               <w:t>Discuss limitations of the study, taking into account sources of potential bias or imprecision. Discuss both direction and magnitude of any potential bias</w:t>
@@ -2419,6 +2514,7 @@
             <w:r>
               <w:rPr>
                 <w:rFonts w:ascii="Times New Roman" w:hAnsi="Times New Roman"/>
+                <w:i w:val="0"/>
                 <w:sz w:val="17"/>
               </w:rPr>
               <w:t>Discussion, 'Limitations'; and the paragraph on incorporation bias, pathway position and confounding by indication, which states the direction of each</w:t>
@@ -2445,6 +2541,7 @@
             <w:r>
               <w:rPr>
                 <w:rFonts w:ascii="Times New Roman" w:hAnsi="Times New Roman"/>
+                <w:i w:val="0"/>
                 <w:sz w:val="17"/>
               </w:rPr>
               <w:t>Discussion — Interpretation 20</w:t>
@@ -2469,6 +2566,7 @@
             <w:r>
               <w:rPr>
                 <w:rFonts w:ascii="Times New Roman" w:hAnsi="Times New Roman"/>
+                <w:i w:val="0"/>
                 <w:sz w:val="17"/>
               </w:rPr>
               <w:t>Give a cautious overall interpretation of results considering objectives, limitations, multiplicity of analyses, results from similar studies, and other relevant evidence</w:t>
@@ -2493,6 +2591,7 @@
             <w:r>
               <w:rPr>
                 <w:rFonts w:ascii="Times New Roman" w:hAnsi="Times New Roman"/>
+                <w:i w:val="0"/>
                 <w:sz w:val="17"/>
               </w:rPr>
               <w:t>Discussion, paragraphs 2–5; Take-Home Points (explicit statement that no sensitivity, specificity or ranking is established)</w:t>
@@ -2519,6 +2618,7 @@
             <w:r>
               <w:rPr>
                 <w:rFonts w:ascii="Times New Roman" w:hAnsi="Times New Roman"/>
+                <w:i w:val="0"/>
                 <w:sz w:val="17"/>
               </w:rPr>
               <w:t>Discussion — Generalizability 21</w:t>
@@ -2543,6 +2643,7 @@
             <w:r>
               <w:rPr>
                 <w:rFonts w:ascii="Times New Roman" w:hAnsi="Times New Roman"/>
+                <w:i w:val="0"/>
                 <w:sz w:val="17"/>
               </w:rPr>
               <w:t>Discuss the generalisability (external validity) of the study results</w:t>
@@ -2567,6 +2668,7 @@
             <w:r>
               <w:rPr>
                 <w:rFonts w:ascii="Times New Roman" w:hAnsi="Times New Roman"/>
+                <w:i w:val="0"/>
                 <w:sz w:val="17"/>
               </w:rPr>
               <w:t>Results, 'Selected subgroup and populations not represented'; Discussion, Limitations (single center; skew toward severe neonatal disease)</w:t>
@@ -2593,6 +2695,7 @@
             <w:r>
               <w:rPr>
                 <w:rFonts w:ascii="Times New Roman" w:hAnsi="Times New Roman"/>
+                <w:i w:val="0"/>
                 <w:sz w:val="17"/>
               </w:rPr>
               <w:t>Other information — Funding 22</w:t>
@@ -2617,6 +2720,7 @@
             <w:r>
               <w:rPr>
                 <w:rFonts w:ascii="Times New Roman" w:hAnsi="Times New Roman"/>
+                <w:i w:val="0"/>
                 <w:sz w:val="17"/>
               </w:rPr>
               <w:t>Give the source of funding and the role of the funders for the present study and, if applicable, for the original study on which the present article is based</w:t>
@@ -2641,6 +2745,7 @@
             <w:r>
               <w:rPr>
                 <w:rFonts w:ascii="Times New Roman" w:hAnsi="Times New Roman"/>
+                <w:i w:val="0"/>
                 <w:sz w:val="17"/>
               </w:rPr>
               <w:t>Declarations, Funding (and title page)</w:t>

--- a/JACR_STROBE_checklist.docx
+++ b/JACR_STROBE_checklist.docx
@@ -2671,7 +2671,7 @@
                 <w:i w:val="0"/>
                 <w:sz w:val="17"/>
               </w:rPr>
-              <w:t>Results, 'Selected subgroup and populations not represented'; Discussion, Limitations (single center; skew toward severe neonatal disease)</w:t>
+              <w:t>Results, 'Selected subgroup and populations not represented'; Discussion, Limitations (single center, one audit cycle; skew toward severe neonatal disease); Supplement 4 (how the documentation audit can be repeated elsewhere without a reference standard)</w:t>
             </w:r>
           </w:p>
         </w:tc>

--- a/JACR_STROBE_checklist.docx
+++ b/JACR_STROBE_checklist.docx
@@ -1516,7 +1516,7 @@
                 <w:i w:val="0"/>
                 <w:sz w:val="17"/>
               </w:rPr>
-              <w:t>Methods, 'Statistical analysis' and 'Report-content audit and classification' (reclassification of possible-tier conclusions; counting only conclusions naming malrotation; paired analysis restricted to 48 h and 24 h); Supplement 2</w:t>
+              <w:t>Methods, 'Statistical analysis' and 'Report-content audit and classification' (reclassification of possible-tier conclusions; counting only conclusions naming malrotation; paired analysis restricted to 48 h and 24 h; four definitions of a positive report, index examination and interval to operation, ultrasound denominator); Supplement 2, S2.7 to S2.10</w:t>
             </w:r>
           </w:p>
         </w:tc>
@@ -2132,7 +2132,7 @@
                 <w:i w:val="0"/>
                 <w:sz w:val="17"/>
               </w:rPr>
-              <w:t>Results, 'Detection and certainty of wording' (unadjusted and adjusted GEE odds ratios); Supplement 2, Table S4</w:t>
+              <w:t>Results, 'Detection and certainty of wording' (adjusted GEE odds ratios and standardized differences with 95% CIs); Supplement 2, Tables S4, S16 and S17</w:t>
             </w:r>
           </w:p>
         </w:tc>

--- a/JACR_STROBE_checklist.docx
+++ b/JACR_STROBE_checklist.docx
@@ -1516,7 +1516,7 @@
                 <w:i w:val="0"/>
                 <w:sz w:val="17"/>
               </w:rPr>
-              <w:t>Methods, 'Statistical analysis' and 'Report-content audit and classification' (reclassification of possible-tier conclusions; counting only conclusions naming malrotation; paired analysis restricted to 48 h and 24 h; four definitions of a positive report, index examination and interval to operation, ultrasound denominator); Supplement 2, S2.7 to S2.10</w:t>
+              <w:t>Methods, 'Statistical analysis' and 'Report-content audit and classification' (reclassification of possible-tier conclusions; counting only conclusions naming malrotation; paired analysis restricted to 48 h and 24 h; four definitions of a positive report, index examination and interval to operation, ultrasound denominator); Supplement 2, S2.7 to S2.9</w:t>
             </w:r>
           </w:p>
         </w:tc>
@@ -2132,7 +2132,7 @@
                 <w:i w:val="0"/>
                 <w:sz w:val="17"/>
               </w:rPr>
-              <w:t>Results, 'Detection and certainty of wording' (adjusted GEE odds ratios and standardized differences with 95% CIs); Supplement 2, Tables S4, S16 and S17</w:t>
+              <w:t>Results, 'Detection and certainty of wording' (adjusted GEE odds ratios and standardized differences with 95% CIs); Supplement 2, Tables S4, S14 and S15</w:t>
             </w:r>
           </w:p>
         </w:tc>
